--- a/spa/docx/57.content.docx
+++ b/spa/docx/57.content.docx
@@ -28,22 +28,6 @@
       </w:r>
     </w:p>
     <w:p>
-      <w:pPr>
-        <w:pStyle w:val="Heading2"/>
-      </w:pPr>
-      <w:r>
-        <w:rPr>
-          <w:lang w:val="es_ES" w:bidi="es_ES"/>
-        </w:rPr>
-        <w:t>License Information</w:t>
-      </w:r>
-      <w:r>
-        <w:rPr>
-          <w:lang w:val="es_ES" w:bidi="es_ES"/>
-        </w:rPr>
-      </w:r>
-    </w:p>
-    <w:p>
       <w:pPr/>
       <w:r>
         <w:rPr>
@@ -61,13 +45,7 @@
         <w:rPr>
           <w:lang w:val="es_ES" w:bidi="es_ES"/>
         </w:rPr>
-        <w:t xml:space="preserve"> (Spanish) is based on</w:t>
-      </w:r>
-      <w:r>
-        <w:rPr>
-          <w:lang w:val="es_ES" w:bidi="es_ES"/>
-        </w:rPr>
-        <w:t xml:space="preserve">: </w:t>
+        <w:t xml:space="preserve"> (Spanish) is based on: </w:t>
       </w:r>
       <w:r>
         <w:rPr>
@@ -188,19 +166,6 @@
       <w:pPr>
         <w:pStyle w:val="Heading2"/>
       </w:pPr>
-      <w:r>
-        <w:rPr>
-          <w:lang w:val="es_ES" w:bidi="es_ES"/>
-        </w:rPr>
-      </w:r>
-    </w:p>
-    <w:p>
-      <w:pPr/>
-      <w:r>
-        <w:rPr>
-          <w:lang w:val="es_ES" w:bidi="es_ES"/>
-        </w:rPr>
-      </w:r>
       <w:r>
         <w:rPr>
           <w:lang w:val="es_ES" w:bidi="es_ES"/>

--- a/spa/docx/57.content.docx
+++ b/spa/docx/57.content.docx
@@ -45,19 +45,7 @@
         <w:rPr>
           <w:lang w:val="es_ES" w:bidi="es_ES"/>
         </w:rPr>
-        <w:t xml:space="preserve"> (Spanish) is based on: </w:t>
-      </w:r>
-      <w:r>
-        <w:rPr>
-          <w:lang w:val="es_ES" w:bidi="es_ES"/>
-        </w:rPr>
-        <w:t>Reina Valera 1909</w:t>
-      </w:r>
-      <w:r>
-        <w:rPr>
-          <w:lang w:val="es_ES" w:bidi="es_ES"/>
-        </w:rPr>
-        <w:t xml:space="preserve">, </w:t>
+        <w:t xml:space="preserve"> © 1909 </w:t>
       </w:r>
       <w:hyperlink r:id="rId13">
         <w:r>
@@ -75,9 +63,9 @@
         <w:rPr>
           <w:lang w:val="es_ES" w:bidi="es_ES"/>
         </w:rPr>
-        <w:t xml:space="preserve">, None, which is licensed under a </w:t>
-      </w:r>
-      <w:hyperlink r:id="rId14">
+        <w:t xml:space="preserve">, licensed under a </w:t>
+      </w:r>
+      <w:hyperlink r:id="rId13">
         <w:r>
           <w:rPr>
             <w:lang w:val="es_ES" w:bidi="es_ES"/>
@@ -94,25 +82,6 @@
           <w:lang w:val="es_ES" w:bidi="es_ES"/>
         </w:rPr>
         <w:t>.</w:t>
-      </w:r>
-      <w:r>
-        <w:rPr>
-          <w:lang w:val="es_ES" w:bidi="es_ES"/>
-        </w:rPr>
-      </w:r>
-    </w:p>
-    <w:p>
-      <w:pPr/>
-      <w:r>
-        <w:rPr>
-          <w:lang w:val="es_ES" w:bidi="es_ES"/>
-        </w:rPr>
-      </w:r>
-      <w:r>
-        <w:rPr>
-          <w:lang w:val="es_ES" w:bidi="es_ES"/>
-        </w:rPr>
-        <w:t>This PDF version is provided under the same license.</w:t>
       </w:r>
       <w:r>
         <w:rPr>
@@ -212,14 +181,6 @@
       </w:pPr>
     </w:p>
     <w:p>
-      <w:pPr/>
-      <w:r>
-        <w:rPr>
-          <w:lang w:val="es_ES" w:bidi="es_ES"/>
-        </w:rPr>
-      </w:r>
-    </w:p>
-    <w:p>
       <w:pPr>
         <w:pStyle w:val="Heading2"/>
       </w:pPr>
@@ -227,7 +188,7 @@
         <w:rPr>
           <w:lang w:val="es_ES" w:bidi="es_ES"/>
         </w:rPr>
-        <w:t>Philemon 1:1</w:t>
+        <w:t>Filemón 1:1</w:t>
       </w:r>
       <w:r>
         <w:rPr>
@@ -255,16 +216,6 @@
         </w:rPr>
         <w:t xml:space="preserve"> PABLO, prisionero de Jesucristo, y el hermano Timoteo, á Filemón amado, y coadjutor nuestro;</w:t>
       </w:r>
-      <w:r>
-        <w:rPr>
-          <w:lang w:val="es_ES" w:bidi="es_ES"/>
-        </w:rPr>
-      </w:r>
-      <w:r>
-        <w:rPr>
-          <w:lang w:val="es_ES" w:bidi="es_ES"/>
-        </w:rPr>
-      </w:r>
     </w:p>
     <w:p>
       <w:pPr/>
@@ -273,6 +224,19 @@
           <w:lang w:val="es_ES" w:bidi="es_ES"/>
         </w:rPr>
       </w:r>
+      <w:r>
+        <w:rPr>
+          <w:vertAlign w:val="superscript"/>
+          <w:lang w:val="es_ES" w:bidi="es_ES"/>
+        </w:rPr>
+        <w:t>2</w:t>
+      </w:r>
+      <w:r>
+        <w:rPr>
+          <w:lang w:val="es_ES" w:bidi="es_ES"/>
+        </w:rPr>
+        <w:t xml:space="preserve"> Y á la amada Apphia, y á Archîpo, compañero de nuestra milicia, y á la iglesia que está en tu casa:</w:t>
+      </w:r>
     </w:p>
     <w:p>
       <w:pPr/>
@@ -286,23 +250,13 @@
           <w:vertAlign w:val="superscript"/>
           <w:lang w:val="es_ES" w:bidi="es_ES"/>
         </w:rPr>
-        <w:t>2</w:t>
-      </w:r>
-      <w:r>
-        <w:rPr>
-          <w:lang w:val="es_ES" w:bidi="es_ES"/>
-        </w:rPr>
-        <w:t xml:space="preserve"> Y á la amada Apphia, y á Archîpo, compañero de nuestra milicia, y á la iglesia que está en tu casa:</w:t>
-      </w:r>
-      <w:r>
-        <w:rPr>
-          <w:lang w:val="es_ES" w:bidi="es_ES"/>
-        </w:rPr>
-      </w:r>
-      <w:r>
-        <w:rPr>
-          <w:lang w:val="es_ES" w:bidi="es_ES"/>
-        </w:rPr>
+        <w:t>3</w:t>
+      </w:r>
+      <w:r>
+        <w:rPr>
+          <w:lang w:val="es_ES" w:bidi="es_ES"/>
+        </w:rPr>
+        <w:t xml:space="preserve"> Gracia á vosotros y paz de Dios nuestro Padre, y del Señor Jesucristo.</w:t>
       </w:r>
     </w:p>
     <w:p>
@@ -312,6 +266,19 @@
           <w:lang w:val="es_ES" w:bidi="es_ES"/>
         </w:rPr>
       </w:r>
+      <w:r>
+        <w:rPr>
+          <w:vertAlign w:val="superscript"/>
+          <w:lang w:val="es_ES" w:bidi="es_ES"/>
+        </w:rPr>
+        <w:t>4</w:t>
+      </w:r>
+      <w:r>
+        <w:rPr>
+          <w:lang w:val="es_ES" w:bidi="es_ES"/>
+        </w:rPr>
+        <w:t xml:space="preserve"> Doy gracias á mi Dios, haciendo siempre memoria de ti en mis oraciones.</w:t>
+      </w:r>
     </w:p>
     <w:p>
       <w:pPr/>
@@ -325,23 +292,13 @@
           <w:vertAlign w:val="superscript"/>
           <w:lang w:val="es_ES" w:bidi="es_ES"/>
         </w:rPr>
-        <w:t>3</w:t>
-      </w:r>
-      <w:r>
-        <w:rPr>
-          <w:lang w:val="es_ES" w:bidi="es_ES"/>
-        </w:rPr>
-        <w:t xml:space="preserve"> Gracia á vosotros y paz de Dios nuestro Padre, y del Señor Jesucristo.</w:t>
-      </w:r>
-      <w:r>
-        <w:rPr>
-          <w:lang w:val="es_ES" w:bidi="es_ES"/>
-        </w:rPr>
-      </w:r>
-      <w:r>
-        <w:rPr>
-          <w:lang w:val="es_ES" w:bidi="es_ES"/>
-        </w:rPr>
+        <w:t>5</w:t>
+      </w:r>
+      <w:r>
+        <w:rPr>
+          <w:lang w:val="es_ES" w:bidi="es_ES"/>
+        </w:rPr>
+        <w:t xml:space="preserve"> Oyendo tu caridad, y la fe que tienes en el Señor Jesús, y para con todos los santos;</w:t>
       </w:r>
     </w:p>
     <w:p>
@@ -351,6 +308,19 @@
           <w:lang w:val="es_ES" w:bidi="es_ES"/>
         </w:rPr>
       </w:r>
+      <w:r>
+        <w:rPr>
+          <w:vertAlign w:val="superscript"/>
+          <w:lang w:val="es_ES" w:bidi="es_ES"/>
+        </w:rPr>
+        <w:t>6</w:t>
+      </w:r>
+      <w:r>
+        <w:rPr>
+          <w:lang w:val="es_ES" w:bidi="es_ES"/>
+        </w:rPr>
+        <w:t xml:space="preserve"> Para que la comunicación de tu fe sea eficaz, en el conocimiento de todo el bien que está en vosotros, por Cristo Jesús.</w:t>
+      </w:r>
     </w:p>
     <w:p>
       <w:pPr/>
@@ -364,23 +334,13 @@
           <w:vertAlign w:val="superscript"/>
           <w:lang w:val="es_ES" w:bidi="es_ES"/>
         </w:rPr>
-        <w:t>4</w:t>
-      </w:r>
-      <w:r>
-        <w:rPr>
-          <w:lang w:val="es_ES" w:bidi="es_ES"/>
-        </w:rPr>
-        <w:t xml:space="preserve"> Doy gracias á mi Dios, haciendo siempre memoria de ti en mis oraciones.</w:t>
-      </w:r>
-      <w:r>
-        <w:rPr>
-          <w:lang w:val="es_ES" w:bidi="es_ES"/>
-        </w:rPr>
-      </w:r>
-      <w:r>
-        <w:rPr>
-          <w:lang w:val="es_ES" w:bidi="es_ES"/>
-        </w:rPr>
+        <w:t>7</w:t>
+      </w:r>
+      <w:r>
+        <w:rPr>
+          <w:lang w:val="es_ES" w:bidi="es_ES"/>
+        </w:rPr>
+        <w:t xml:space="preserve"> Porque tenemos gran gozo y consolación de tu caridad, de que por ti, oh hermano, han sido recreadas las entrañas de los santos.</w:t>
       </w:r>
     </w:p>
     <w:p>
@@ -390,6 +350,19 @@
           <w:lang w:val="es_ES" w:bidi="es_ES"/>
         </w:rPr>
       </w:r>
+      <w:r>
+        <w:rPr>
+          <w:vertAlign w:val="superscript"/>
+          <w:lang w:val="es_ES" w:bidi="es_ES"/>
+        </w:rPr>
+        <w:t>8</w:t>
+      </w:r>
+      <w:r>
+        <w:rPr>
+          <w:lang w:val="es_ES" w:bidi="es_ES"/>
+        </w:rPr>
+        <w:t xml:space="preserve"> Por lo cual, aunque tengo mucha resolución en Cristo para mandarte lo que conviene,</w:t>
+      </w:r>
     </w:p>
     <w:p>
       <w:pPr/>
@@ -403,23 +376,13 @@
           <w:vertAlign w:val="superscript"/>
           <w:lang w:val="es_ES" w:bidi="es_ES"/>
         </w:rPr>
-        <w:t>5</w:t>
-      </w:r>
-      <w:r>
-        <w:rPr>
-          <w:lang w:val="es_ES" w:bidi="es_ES"/>
-        </w:rPr>
-        <w:t xml:space="preserve"> Oyendo tu caridad, y la fe que tienes en el Señor Jesús, y para con todos los santos;</w:t>
-      </w:r>
-      <w:r>
-        <w:rPr>
-          <w:lang w:val="es_ES" w:bidi="es_ES"/>
-        </w:rPr>
-      </w:r>
-      <w:r>
-        <w:rPr>
-          <w:lang w:val="es_ES" w:bidi="es_ES"/>
-        </w:rPr>
+        <w:t>9</w:t>
+      </w:r>
+      <w:r>
+        <w:rPr>
+          <w:lang w:val="es_ES" w:bidi="es_ES"/>
+        </w:rPr>
+        <w:t xml:space="preserve"> Ruégote más bien por amor, siendo tal cual soy, Pablo viejo, y aun ahora prisionero de Jesucristo:</w:t>
       </w:r>
     </w:p>
     <w:p>
@@ -429,6 +392,19 @@
           <w:lang w:val="es_ES" w:bidi="es_ES"/>
         </w:rPr>
       </w:r>
+      <w:r>
+        <w:rPr>
+          <w:vertAlign w:val="superscript"/>
+          <w:lang w:val="es_ES" w:bidi="es_ES"/>
+        </w:rPr>
+        <w:t>10</w:t>
+      </w:r>
+      <w:r>
+        <w:rPr>
+          <w:lang w:val="es_ES" w:bidi="es_ES"/>
+        </w:rPr>
+        <w:t xml:space="preserve"> Ruégote por mi hijo Onésimo, que he engendrado en mis prisiones,</w:t>
+      </w:r>
     </w:p>
     <w:p>
       <w:pPr/>
@@ -442,23 +418,13 @@
           <w:vertAlign w:val="superscript"/>
           <w:lang w:val="es_ES" w:bidi="es_ES"/>
         </w:rPr>
-        <w:t>6</w:t>
-      </w:r>
-      <w:r>
-        <w:rPr>
-          <w:lang w:val="es_ES" w:bidi="es_ES"/>
-        </w:rPr>
-        <w:t xml:space="preserve"> Para que la comunicación de tu fe sea eficaz, en el conocimiento de todo el bien que está en vosotros, por Cristo Jesús.</w:t>
-      </w:r>
-      <w:r>
-        <w:rPr>
-          <w:lang w:val="es_ES" w:bidi="es_ES"/>
-        </w:rPr>
-      </w:r>
-      <w:r>
-        <w:rPr>
-          <w:lang w:val="es_ES" w:bidi="es_ES"/>
-        </w:rPr>
+        <w:t>11</w:t>
+      </w:r>
+      <w:r>
+        <w:rPr>
+          <w:lang w:val="es_ES" w:bidi="es_ES"/>
+        </w:rPr>
+        <w:t xml:space="preserve"> El cual en otro tiempo te fué inútil, mas ahora á ti y á mí es útil;</w:t>
       </w:r>
     </w:p>
     <w:p>
@@ -468,6 +434,19 @@
           <w:lang w:val="es_ES" w:bidi="es_ES"/>
         </w:rPr>
       </w:r>
+      <w:r>
+        <w:rPr>
+          <w:vertAlign w:val="superscript"/>
+          <w:lang w:val="es_ES" w:bidi="es_ES"/>
+        </w:rPr>
+        <w:t>12</w:t>
+      </w:r>
+      <w:r>
+        <w:rPr>
+          <w:lang w:val="es_ES" w:bidi="es_ES"/>
+        </w:rPr>
+        <w:t xml:space="preserve"> El cual te vuelvo á enviar; tú pues, recíbele como á mis entrañas.</w:t>
+      </w:r>
     </w:p>
     <w:p>
       <w:pPr/>
@@ -481,23 +460,13 @@
           <w:vertAlign w:val="superscript"/>
           <w:lang w:val="es_ES" w:bidi="es_ES"/>
         </w:rPr>
-        <w:t>7</w:t>
-      </w:r>
-      <w:r>
-        <w:rPr>
-          <w:lang w:val="es_ES" w:bidi="es_ES"/>
-        </w:rPr>
-        <w:t xml:space="preserve"> Porque tenemos gran gozo y consolación de tu caridad, de que por ti, oh hermano, han sido recreadas las entrañas de los santos.</w:t>
-      </w:r>
-      <w:r>
-        <w:rPr>
-          <w:lang w:val="es_ES" w:bidi="es_ES"/>
-        </w:rPr>
-      </w:r>
-      <w:r>
-        <w:rPr>
-          <w:lang w:val="es_ES" w:bidi="es_ES"/>
-        </w:rPr>
+        <w:t>13</w:t>
+      </w:r>
+      <w:r>
+        <w:rPr>
+          <w:lang w:val="es_ES" w:bidi="es_ES"/>
+        </w:rPr>
+        <w:t xml:space="preserve"> Yo quisiera detenerle conmigo, para que en lugar de ti me sirviese en las prisiones del evangelio;</w:t>
       </w:r>
     </w:p>
     <w:p>
@@ -507,6 +476,19 @@
           <w:lang w:val="es_ES" w:bidi="es_ES"/>
         </w:rPr>
       </w:r>
+      <w:r>
+        <w:rPr>
+          <w:vertAlign w:val="superscript"/>
+          <w:lang w:val="es_ES" w:bidi="es_ES"/>
+        </w:rPr>
+        <w:t>14</w:t>
+      </w:r>
+      <w:r>
+        <w:rPr>
+          <w:lang w:val="es_ES" w:bidi="es_ES"/>
+        </w:rPr>
+        <w:t xml:space="preserve"> Mas nada quise hacer sin tu consejo, porque tu beneficio no fuese como de necesidad, sino voluntario.</w:t>
+      </w:r>
     </w:p>
     <w:p>
       <w:pPr/>
@@ -520,23 +502,13 @@
           <w:vertAlign w:val="superscript"/>
           <w:lang w:val="es_ES" w:bidi="es_ES"/>
         </w:rPr>
-        <w:t>8</w:t>
-      </w:r>
-      <w:r>
-        <w:rPr>
-          <w:lang w:val="es_ES" w:bidi="es_ES"/>
-        </w:rPr>
-        <w:t xml:space="preserve"> Por lo cual, aunque tengo mucha resolución en Cristo para mandarte lo que conviene,</w:t>
-      </w:r>
-      <w:r>
-        <w:rPr>
-          <w:lang w:val="es_ES" w:bidi="es_ES"/>
-        </w:rPr>
-      </w:r>
-      <w:r>
-        <w:rPr>
-          <w:lang w:val="es_ES" w:bidi="es_ES"/>
-        </w:rPr>
+        <w:t>15</w:t>
+      </w:r>
+      <w:r>
+        <w:rPr>
+          <w:lang w:val="es_ES" w:bidi="es_ES"/>
+        </w:rPr>
+        <w:t xml:space="preserve"> Porque acaso por esto se ha apartado de ti por algún tiempo, para que le recibieses para siempre;</w:t>
       </w:r>
     </w:p>
     <w:p>
@@ -546,6 +518,19 @@
           <w:lang w:val="es_ES" w:bidi="es_ES"/>
         </w:rPr>
       </w:r>
+      <w:r>
+        <w:rPr>
+          <w:vertAlign w:val="superscript"/>
+          <w:lang w:val="es_ES" w:bidi="es_ES"/>
+        </w:rPr>
+        <w:t>16</w:t>
+      </w:r>
+      <w:r>
+        <w:rPr>
+          <w:lang w:val="es_ES" w:bidi="es_ES"/>
+        </w:rPr>
+        <w:t xml:space="preserve"> No ya como siervo, antes más que siervo, como hermano amado, mayormente de mí, pero cuánto más de ti, en la carne y en el Señor.</w:t>
+      </w:r>
     </w:p>
     <w:p>
       <w:pPr/>
@@ -559,23 +544,13 @@
           <w:vertAlign w:val="superscript"/>
           <w:lang w:val="es_ES" w:bidi="es_ES"/>
         </w:rPr>
-        <w:t>9</w:t>
-      </w:r>
-      <w:r>
-        <w:rPr>
-          <w:lang w:val="es_ES" w:bidi="es_ES"/>
-        </w:rPr>
-        <w:t xml:space="preserve"> Ruégo te más bien por amor, siendo tal cual soy, Pablo viejo, y aun ahora prisionero de Jesucristo:</w:t>
-      </w:r>
-      <w:r>
-        <w:rPr>
-          <w:lang w:val="es_ES" w:bidi="es_ES"/>
-        </w:rPr>
-      </w:r>
-      <w:r>
-        <w:rPr>
-          <w:lang w:val="es_ES" w:bidi="es_ES"/>
-        </w:rPr>
+        <w:t>17</w:t>
+      </w:r>
+      <w:r>
+        <w:rPr>
+          <w:lang w:val="es_ES" w:bidi="es_ES"/>
+        </w:rPr>
+        <w:t xml:space="preserve"> Así que, si me tienes por compañero, recíbele como á mí.</w:t>
       </w:r>
     </w:p>
     <w:p>
@@ -585,6 +560,19 @@
           <w:lang w:val="es_ES" w:bidi="es_ES"/>
         </w:rPr>
       </w:r>
+      <w:r>
+        <w:rPr>
+          <w:vertAlign w:val="superscript"/>
+          <w:lang w:val="es_ES" w:bidi="es_ES"/>
+        </w:rPr>
+        <w:t>18</w:t>
+      </w:r>
+      <w:r>
+        <w:rPr>
+          <w:lang w:val="es_ES" w:bidi="es_ES"/>
+        </w:rPr>
+        <w:t xml:space="preserve"> Y si en algo te dañó, ó te debe, ponlo á mi cuenta.</w:t>
+      </w:r>
     </w:p>
     <w:p>
       <w:pPr/>
@@ -598,23 +586,13 @@
           <w:vertAlign w:val="superscript"/>
           <w:lang w:val="es_ES" w:bidi="es_ES"/>
         </w:rPr>
-        <w:t>10</w:t>
-      </w:r>
-      <w:r>
-        <w:rPr>
-          <w:lang w:val="es_ES" w:bidi="es_ES"/>
-        </w:rPr>
-        <w:t xml:space="preserve"> Ruégote por mi hijo Onésimo, que he engendrado en mis prisiones,</w:t>
-      </w:r>
-      <w:r>
-        <w:rPr>
-          <w:lang w:val="es_ES" w:bidi="es_ES"/>
-        </w:rPr>
-      </w:r>
-      <w:r>
-        <w:rPr>
-          <w:lang w:val="es_ES" w:bidi="es_ES"/>
-        </w:rPr>
+        <w:t>19</w:t>
+      </w:r>
+      <w:r>
+        <w:rPr>
+          <w:lang w:val="es_ES" w:bidi="es_ES"/>
+        </w:rPr>
+        <w:t xml:space="preserve"> Yo Pablo lo escribí de mi mano, yo lo pagaré: por no decirte que aun á ti mismo te me debes demás.</w:t>
       </w:r>
     </w:p>
     <w:p>
@@ -624,6 +602,19 @@
           <w:lang w:val="es_ES" w:bidi="es_ES"/>
         </w:rPr>
       </w:r>
+      <w:r>
+        <w:rPr>
+          <w:vertAlign w:val="superscript"/>
+          <w:lang w:val="es_ES" w:bidi="es_ES"/>
+        </w:rPr>
+        <w:t>20</w:t>
+      </w:r>
+      <w:r>
+        <w:rPr>
+          <w:lang w:val="es_ES" w:bidi="es_ES"/>
+        </w:rPr>
+        <w:t xml:space="preserve"> Sí, hermano, góceme yo de ti en el Señor; recrea mis entrañas en el Señor.</w:t>
+      </w:r>
     </w:p>
     <w:p>
       <w:pPr/>
@@ -637,23 +628,13 @@
           <w:vertAlign w:val="superscript"/>
           <w:lang w:val="es_ES" w:bidi="es_ES"/>
         </w:rPr>
-        <w:t>11</w:t>
-      </w:r>
-      <w:r>
-        <w:rPr>
-          <w:lang w:val="es_ES" w:bidi="es_ES"/>
-        </w:rPr>
-        <w:t xml:space="preserve"> El cual en otro tiempo te fué inútil, mas ahora á ti y á mí es útil;</w:t>
-      </w:r>
-      <w:r>
-        <w:rPr>
-          <w:lang w:val="es_ES" w:bidi="es_ES"/>
-        </w:rPr>
-      </w:r>
-      <w:r>
-        <w:rPr>
-          <w:lang w:val="es_ES" w:bidi="es_ES"/>
-        </w:rPr>
+        <w:t>21</w:t>
+      </w:r>
+      <w:r>
+        <w:rPr>
+          <w:lang w:val="es_ES" w:bidi="es_ES"/>
+        </w:rPr>
+        <w:t xml:space="preserve"> Te he escrito confiando en tu obediencia, sabiendo que aun harás más de lo que digo.</w:t>
       </w:r>
     </w:p>
     <w:p>
@@ -663,6 +644,19 @@
           <w:lang w:val="es_ES" w:bidi="es_ES"/>
         </w:rPr>
       </w:r>
+      <w:r>
+        <w:rPr>
+          <w:vertAlign w:val="superscript"/>
+          <w:lang w:val="es_ES" w:bidi="es_ES"/>
+        </w:rPr>
+        <w:t>22</w:t>
+      </w:r>
+      <w:r>
+        <w:rPr>
+          <w:lang w:val="es_ES" w:bidi="es_ES"/>
+        </w:rPr>
+        <w:t xml:space="preserve"> Y asimismo prepárame también alojamiento; porque espero que por vuestras oraciones os tengo de ser concedido.</w:t>
+      </w:r>
     </w:p>
     <w:p>
       <w:pPr/>
@@ -676,23 +670,13 @@
           <w:vertAlign w:val="superscript"/>
           <w:lang w:val="es_ES" w:bidi="es_ES"/>
         </w:rPr>
-        <w:t>12</w:t>
-      </w:r>
-      <w:r>
-        <w:rPr>
-          <w:lang w:val="es_ES" w:bidi="es_ES"/>
-        </w:rPr>
-        <w:t xml:space="preserve"> El cual te vuelvo á enviar; tú pues, recíbele como á mis entrañas.</w:t>
-      </w:r>
-      <w:r>
-        <w:rPr>
-          <w:lang w:val="es_ES" w:bidi="es_ES"/>
-        </w:rPr>
-      </w:r>
-      <w:r>
-        <w:rPr>
-          <w:lang w:val="es_ES" w:bidi="es_ES"/>
-        </w:rPr>
+        <w:t>23</w:t>
+      </w:r>
+      <w:r>
+        <w:rPr>
+          <w:lang w:val="es_ES" w:bidi="es_ES"/>
+        </w:rPr>
+        <w:t xml:space="preserve"> Te saludan Epafras, mi compañero en la prisión por Cristo Jesús,</w:t>
       </w:r>
     </w:p>
     <w:p>
@@ -702,6 +686,19 @@
           <w:lang w:val="es_ES" w:bidi="es_ES"/>
         </w:rPr>
       </w:r>
+      <w:r>
+        <w:rPr>
+          <w:vertAlign w:val="superscript"/>
+          <w:lang w:val="es_ES" w:bidi="es_ES"/>
+        </w:rPr>
+        <w:t>24</w:t>
+      </w:r>
+      <w:r>
+        <w:rPr>
+          <w:lang w:val="es_ES" w:bidi="es_ES"/>
+        </w:rPr>
+        <w:t xml:space="preserve"> Marcos, Aristarco, Demas y Lucas, mis cooperadores.</w:t>
+      </w:r>
     </w:p>
     <w:p>
       <w:pPr/>
@@ -715,474 +712,6 @@
           <w:vertAlign w:val="superscript"/>
           <w:lang w:val="es_ES" w:bidi="es_ES"/>
         </w:rPr>
-        <w:t>13</w:t>
-      </w:r>
-      <w:r>
-        <w:rPr>
-          <w:lang w:val="es_ES" w:bidi="es_ES"/>
-        </w:rPr>
-        <w:t xml:space="preserve"> Yo quisiera detenerle conmigo, para que en lugar de ti me sirviese en las prisiones del evangelio;</w:t>
-      </w:r>
-      <w:r>
-        <w:rPr>
-          <w:lang w:val="es_ES" w:bidi="es_ES"/>
-        </w:rPr>
-      </w:r>
-      <w:r>
-        <w:rPr>
-          <w:lang w:val="es_ES" w:bidi="es_ES"/>
-        </w:rPr>
-      </w:r>
-    </w:p>
-    <w:p>
-      <w:pPr/>
-      <w:r>
-        <w:rPr>
-          <w:lang w:val="es_ES" w:bidi="es_ES"/>
-        </w:rPr>
-      </w:r>
-    </w:p>
-    <w:p>
-      <w:pPr/>
-      <w:r>
-        <w:rPr>
-          <w:lang w:val="es_ES" w:bidi="es_ES"/>
-        </w:rPr>
-      </w:r>
-      <w:r>
-        <w:rPr>
-          <w:vertAlign w:val="superscript"/>
-          <w:lang w:val="es_ES" w:bidi="es_ES"/>
-        </w:rPr>
-        <w:t>14</w:t>
-      </w:r>
-      <w:r>
-        <w:rPr>
-          <w:lang w:val="es_ES" w:bidi="es_ES"/>
-        </w:rPr>
-        <w:t xml:space="preserve"> Mas nada quise hacer sin tu consejo, porque tu beneficio no fuese como de necesidad, sino voluntario.</w:t>
-      </w:r>
-      <w:r>
-        <w:rPr>
-          <w:lang w:val="es_ES" w:bidi="es_ES"/>
-        </w:rPr>
-      </w:r>
-      <w:r>
-        <w:rPr>
-          <w:lang w:val="es_ES" w:bidi="es_ES"/>
-        </w:rPr>
-      </w:r>
-    </w:p>
-    <w:p>
-      <w:pPr/>
-      <w:r>
-        <w:rPr>
-          <w:lang w:val="es_ES" w:bidi="es_ES"/>
-        </w:rPr>
-      </w:r>
-    </w:p>
-    <w:p>
-      <w:pPr/>
-      <w:r>
-        <w:rPr>
-          <w:lang w:val="es_ES" w:bidi="es_ES"/>
-        </w:rPr>
-      </w:r>
-      <w:r>
-        <w:rPr>
-          <w:vertAlign w:val="superscript"/>
-          <w:lang w:val="es_ES" w:bidi="es_ES"/>
-        </w:rPr>
-        <w:t>15</w:t>
-      </w:r>
-      <w:r>
-        <w:rPr>
-          <w:lang w:val="es_ES" w:bidi="es_ES"/>
-        </w:rPr>
-        <w:t xml:space="preserve"> Porque acaso por esto se ha apartado de ti por algún tiempo, para que le recibieses para siempre;</w:t>
-      </w:r>
-      <w:r>
-        <w:rPr>
-          <w:lang w:val="es_ES" w:bidi="es_ES"/>
-        </w:rPr>
-      </w:r>
-      <w:r>
-        <w:rPr>
-          <w:lang w:val="es_ES" w:bidi="es_ES"/>
-        </w:rPr>
-      </w:r>
-    </w:p>
-    <w:p>
-      <w:pPr/>
-      <w:r>
-        <w:rPr>
-          <w:lang w:val="es_ES" w:bidi="es_ES"/>
-        </w:rPr>
-      </w:r>
-    </w:p>
-    <w:p>
-      <w:pPr/>
-      <w:r>
-        <w:rPr>
-          <w:lang w:val="es_ES" w:bidi="es_ES"/>
-        </w:rPr>
-      </w:r>
-      <w:r>
-        <w:rPr>
-          <w:vertAlign w:val="superscript"/>
-          <w:lang w:val="es_ES" w:bidi="es_ES"/>
-        </w:rPr>
-        <w:t>16</w:t>
-      </w:r>
-      <w:r>
-        <w:rPr>
-          <w:lang w:val="es_ES" w:bidi="es_ES"/>
-        </w:rPr>
-        <w:t xml:space="preserve"> No ya como siervo, antes más que siervo, como hermano amado, mayormente de mí, pero cuánto más de ti, en la carne y en el Señor.</w:t>
-      </w:r>
-      <w:r>
-        <w:rPr>
-          <w:lang w:val="es_ES" w:bidi="es_ES"/>
-        </w:rPr>
-      </w:r>
-      <w:r>
-        <w:rPr>
-          <w:lang w:val="es_ES" w:bidi="es_ES"/>
-        </w:rPr>
-      </w:r>
-    </w:p>
-    <w:p>
-      <w:pPr/>
-      <w:r>
-        <w:rPr>
-          <w:lang w:val="es_ES" w:bidi="es_ES"/>
-        </w:rPr>
-      </w:r>
-    </w:p>
-    <w:p>
-      <w:pPr/>
-      <w:r>
-        <w:rPr>
-          <w:lang w:val="es_ES" w:bidi="es_ES"/>
-        </w:rPr>
-      </w:r>
-      <w:r>
-        <w:rPr>
-          <w:vertAlign w:val="superscript"/>
-          <w:lang w:val="es_ES" w:bidi="es_ES"/>
-        </w:rPr>
-        <w:t>17</w:t>
-      </w:r>
-      <w:r>
-        <w:rPr>
-          <w:lang w:val="es_ES" w:bidi="es_ES"/>
-        </w:rPr>
-        <w:t xml:space="preserve"> Así que, si me tienes por compañero, recíbele como á mí.</w:t>
-      </w:r>
-      <w:r>
-        <w:rPr>
-          <w:lang w:val="es_ES" w:bidi="es_ES"/>
-        </w:rPr>
-      </w:r>
-      <w:r>
-        <w:rPr>
-          <w:lang w:val="es_ES" w:bidi="es_ES"/>
-        </w:rPr>
-      </w:r>
-    </w:p>
-    <w:p>
-      <w:pPr/>
-      <w:r>
-        <w:rPr>
-          <w:lang w:val="es_ES" w:bidi="es_ES"/>
-        </w:rPr>
-      </w:r>
-    </w:p>
-    <w:p>
-      <w:pPr/>
-      <w:r>
-        <w:rPr>
-          <w:lang w:val="es_ES" w:bidi="es_ES"/>
-        </w:rPr>
-      </w:r>
-      <w:r>
-        <w:rPr>
-          <w:vertAlign w:val="superscript"/>
-          <w:lang w:val="es_ES" w:bidi="es_ES"/>
-        </w:rPr>
-        <w:t>18</w:t>
-      </w:r>
-      <w:r>
-        <w:rPr>
-          <w:lang w:val="es_ES" w:bidi="es_ES"/>
-        </w:rPr>
-        <w:t xml:space="preserve"> Y si en algo te dañó, ó te debe, ponlo á mi cuenta.</w:t>
-      </w:r>
-      <w:r>
-        <w:rPr>
-          <w:lang w:val="es_ES" w:bidi="es_ES"/>
-        </w:rPr>
-      </w:r>
-      <w:r>
-        <w:rPr>
-          <w:lang w:val="es_ES" w:bidi="es_ES"/>
-        </w:rPr>
-      </w:r>
-    </w:p>
-    <w:p>
-      <w:pPr/>
-      <w:r>
-        <w:rPr>
-          <w:lang w:val="es_ES" w:bidi="es_ES"/>
-        </w:rPr>
-      </w:r>
-    </w:p>
-    <w:p>
-      <w:pPr/>
-      <w:r>
-        <w:rPr>
-          <w:lang w:val="es_ES" w:bidi="es_ES"/>
-        </w:rPr>
-      </w:r>
-      <w:r>
-        <w:rPr>
-          <w:vertAlign w:val="superscript"/>
-          <w:lang w:val="es_ES" w:bidi="es_ES"/>
-        </w:rPr>
-        <w:t>19</w:t>
-      </w:r>
-      <w:r>
-        <w:rPr>
-          <w:lang w:val="es_ES" w:bidi="es_ES"/>
-        </w:rPr>
-        <w:t xml:space="preserve"> Yo Pablo lo escribí de mi mano, yo lo pagaré: por no decirte que aun á ti mismo te me debes demás.</w:t>
-      </w:r>
-      <w:r>
-        <w:rPr>
-          <w:lang w:val="es_ES" w:bidi="es_ES"/>
-        </w:rPr>
-      </w:r>
-      <w:r>
-        <w:rPr>
-          <w:lang w:val="es_ES" w:bidi="es_ES"/>
-        </w:rPr>
-      </w:r>
-    </w:p>
-    <w:p>
-      <w:pPr/>
-      <w:r>
-        <w:rPr>
-          <w:lang w:val="es_ES" w:bidi="es_ES"/>
-        </w:rPr>
-      </w:r>
-    </w:p>
-    <w:p>
-      <w:pPr/>
-      <w:r>
-        <w:rPr>
-          <w:lang w:val="es_ES" w:bidi="es_ES"/>
-        </w:rPr>
-      </w:r>
-      <w:r>
-        <w:rPr>
-          <w:vertAlign w:val="superscript"/>
-          <w:lang w:val="es_ES" w:bidi="es_ES"/>
-        </w:rPr>
-        <w:t>20</w:t>
-      </w:r>
-      <w:r>
-        <w:rPr>
-          <w:lang w:val="es_ES" w:bidi="es_ES"/>
-        </w:rPr>
-        <w:t xml:space="preserve"> Sí, hermano, góceme yo de ti en el Señor; recrea mis entrañas en el Señor.</w:t>
-      </w:r>
-      <w:r>
-        <w:rPr>
-          <w:lang w:val="es_ES" w:bidi="es_ES"/>
-        </w:rPr>
-      </w:r>
-      <w:r>
-        <w:rPr>
-          <w:lang w:val="es_ES" w:bidi="es_ES"/>
-        </w:rPr>
-      </w:r>
-    </w:p>
-    <w:p>
-      <w:pPr/>
-      <w:r>
-        <w:rPr>
-          <w:lang w:val="es_ES" w:bidi="es_ES"/>
-        </w:rPr>
-      </w:r>
-    </w:p>
-    <w:p>
-      <w:pPr/>
-      <w:r>
-        <w:rPr>
-          <w:lang w:val="es_ES" w:bidi="es_ES"/>
-        </w:rPr>
-      </w:r>
-      <w:r>
-        <w:rPr>
-          <w:vertAlign w:val="superscript"/>
-          <w:lang w:val="es_ES" w:bidi="es_ES"/>
-        </w:rPr>
-        <w:t>21</w:t>
-      </w:r>
-      <w:r>
-        <w:rPr>
-          <w:lang w:val="es_ES" w:bidi="es_ES"/>
-        </w:rPr>
-        <w:t xml:space="preserve"> Te he escrito confiando en tu obediencia, sabiendo que aun harás más de lo que digo.</w:t>
-      </w:r>
-      <w:r>
-        <w:rPr>
-          <w:lang w:val="es_ES" w:bidi="es_ES"/>
-        </w:rPr>
-      </w:r>
-      <w:r>
-        <w:rPr>
-          <w:lang w:val="es_ES" w:bidi="es_ES"/>
-        </w:rPr>
-      </w:r>
-    </w:p>
-    <w:p>
-      <w:pPr/>
-      <w:r>
-        <w:rPr>
-          <w:lang w:val="es_ES" w:bidi="es_ES"/>
-        </w:rPr>
-      </w:r>
-    </w:p>
-    <w:p>
-      <w:pPr/>
-      <w:r>
-        <w:rPr>
-          <w:lang w:val="es_ES" w:bidi="es_ES"/>
-        </w:rPr>
-      </w:r>
-      <w:r>
-        <w:rPr>
-          <w:vertAlign w:val="superscript"/>
-          <w:lang w:val="es_ES" w:bidi="es_ES"/>
-        </w:rPr>
-        <w:t>22</w:t>
-      </w:r>
-      <w:r>
-        <w:rPr>
-          <w:lang w:val="es_ES" w:bidi="es_ES"/>
-        </w:rPr>
-        <w:t xml:space="preserve"> Y asimismo prepárame también alojamiento; porque espero que por vuestras oraciones os tengo de ser concedido.</w:t>
-      </w:r>
-      <w:r>
-        <w:rPr>
-          <w:lang w:val="es_ES" w:bidi="es_ES"/>
-        </w:rPr>
-      </w:r>
-      <w:r>
-        <w:rPr>
-          <w:lang w:val="es_ES" w:bidi="es_ES"/>
-        </w:rPr>
-      </w:r>
-    </w:p>
-    <w:p>
-      <w:pPr/>
-      <w:r>
-        <w:rPr>
-          <w:lang w:val="es_ES" w:bidi="es_ES"/>
-        </w:rPr>
-      </w:r>
-    </w:p>
-    <w:p>
-      <w:pPr/>
-      <w:r>
-        <w:rPr>
-          <w:lang w:val="es_ES" w:bidi="es_ES"/>
-        </w:rPr>
-      </w:r>
-      <w:r>
-        <w:rPr>
-          <w:vertAlign w:val="superscript"/>
-          <w:lang w:val="es_ES" w:bidi="es_ES"/>
-        </w:rPr>
-        <w:t>23</w:t>
-      </w:r>
-      <w:r>
-        <w:rPr>
-          <w:lang w:val="es_ES" w:bidi="es_ES"/>
-        </w:rPr>
-        <w:t xml:space="preserve"> Te saludan Epafras, mi compañero en la prisión por Cristo Jesús,</w:t>
-      </w:r>
-      <w:r>
-        <w:rPr>
-          <w:lang w:val="es_ES" w:bidi="es_ES"/>
-        </w:rPr>
-      </w:r>
-      <w:r>
-        <w:rPr>
-          <w:lang w:val="es_ES" w:bidi="es_ES"/>
-        </w:rPr>
-      </w:r>
-    </w:p>
-    <w:p>
-      <w:pPr/>
-      <w:r>
-        <w:rPr>
-          <w:lang w:val="es_ES" w:bidi="es_ES"/>
-        </w:rPr>
-      </w:r>
-    </w:p>
-    <w:p>
-      <w:pPr/>
-      <w:r>
-        <w:rPr>
-          <w:lang w:val="es_ES" w:bidi="es_ES"/>
-        </w:rPr>
-      </w:r>
-      <w:r>
-        <w:rPr>
-          <w:vertAlign w:val="superscript"/>
-          <w:lang w:val="es_ES" w:bidi="es_ES"/>
-        </w:rPr>
-        <w:t>24</w:t>
-      </w:r>
-      <w:r>
-        <w:rPr>
-          <w:lang w:val="es_ES" w:bidi="es_ES"/>
-        </w:rPr>
-        <w:t xml:space="preserve"> Marcos, Aristarco, Demas y Lucas, mis cooperadores.</w:t>
-      </w:r>
-      <w:r>
-        <w:rPr>
-          <w:lang w:val="es_ES" w:bidi="es_ES"/>
-        </w:rPr>
-      </w:r>
-      <w:r>
-        <w:rPr>
-          <w:lang w:val="es_ES" w:bidi="es_ES"/>
-        </w:rPr>
-      </w:r>
-    </w:p>
-    <w:p>
-      <w:pPr/>
-      <w:r>
-        <w:rPr>
-          <w:lang w:val="es_ES" w:bidi="es_ES"/>
-        </w:rPr>
-      </w:r>
-    </w:p>
-    <w:p>
-      <w:pPr/>
-      <w:r>
-        <w:rPr>
-          <w:lang w:val="es_ES" w:bidi="es_ES"/>
-        </w:rPr>
-      </w:r>
-      <w:r>
-        <w:rPr>
-          <w:vertAlign w:val="superscript"/>
-          <w:lang w:val="es_ES" w:bidi="es_ES"/>
-        </w:rPr>
         <w:t>25</w:t>
       </w:r>
       <w:r>
@@ -1190,16 +719,6 @@
           <w:lang w:val="es_ES" w:bidi="es_ES"/>
         </w:rPr>
         <w:t xml:space="preserve"> La gracia de nuestro Señor Jesucristo sea con vuestro espíritu. Amén. A Filemón fué enviada de Roma por Onésimo, siervo.</w:t>
-      </w:r>
-      <w:r>
-        <w:rPr>
-          <w:lang w:val="es_ES" w:bidi="es_ES"/>
-        </w:rPr>
-      </w:r>
-      <w:r>
-        <w:rPr>
-          <w:lang w:val="es_ES" w:bidi="es_ES"/>
-        </w:rPr>
       </w:r>
     </w:p>
     <w:sectPr>
